--- a/public/vertragsvorlagen/Bankverbindung_Vorlage.docx
+++ b/public/vertragsvorlagen/Bankverbindung_Vorlage.docx
@@ -274,23 +274,7 @@
           <w:rFonts w:ascii="Arial" w:hAnsi="Arial" w:cs="Arial"/>
           <w:sz w:val="22"/>
         </w:rPr>
-        <w:t>Griesheim, …………………</w:t>
-      </w:r>
-      <w:proofErr w:type="gramStart"/>
-      <w:r>
-        <w:rPr>
-          <w:rFonts w:ascii="Arial" w:hAnsi="Arial" w:cs="Arial"/>
-          <w:sz w:val="22"/>
-        </w:rPr>
-        <w:t>…….</w:t>
-      </w:r>
-      <w:proofErr w:type="gramEnd"/>
-      <w:r>
-        <w:rPr>
-          <w:rFonts w:ascii="Arial" w:hAnsi="Arial" w:cs="Arial"/>
-          <w:sz w:val="22"/>
-        </w:rPr>
-        <w:t>.</w:t>
+        <w:t>Griesheim, ………………………..</w:t>
       </w:r>
     </w:p>
     <w:p>
@@ -329,6 +313,21 @@
           <w:sz w:val="22"/>
         </w:rPr>
         <w:t>Arbeitnehmer</w:t>
+      </w:r>
+    </w:p>
+    <w:p>
+      <w:pPr>
+        <w:rPr>
+          <w:rFonts w:ascii="Arial" w:hAnsi="Arial" w:cs="Arial"/>
+          <w:sz w:val="22"/>
+        </w:rPr>
+      </w:pPr>
+      <w:r>
+        <w:rPr>
+          <w:rFonts w:ascii="Arial" w:hAnsi="Arial" w:cs="Arial"/>
+          <w:sz w:val="22"/>
+        </w:rPr>
+        <w:br w:type="page"/>
       </w:r>
     </w:p>
     <w:p>
